--- a/tools/word/reference.docx
+++ b/tools/word/reference.docx
@@ -397,7 +397,7 @@
     <w:pPr>
       <w:keepNext/>
       <w:keepLines/>
-      <w:pageBreakBefore/>
+      <w:pageBreakBefore w:val="0"/>
       <w:spacing w:before="360" w:after="120"/>
       <w:outlineLvl w:val="0"/>
     </w:pPr>
